--- a/templates_word/attestationentreea3p.docx
+++ b/templates_word/attestationentreea3p.docx
@@ -140,8 +140,16 @@
               <w:rPr>
                 <w:color w:val="000000" w:themeColor="text1"/>
               </w:rPr>
-              <w:t>, Directeur général d'Intégrale Academy, atteste que :</w:t>
+              <w:t xml:space="preserve">, Directeur général d'Intégrale Academy, atteste </w:t>
             </w:r>
+            <w:proofErr w:type="gramStart"/>
+            <w:r>
+              <w:rPr>
+                <w:color w:val="000000" w:themeColor="text1"/>
+              </w:rPr>
+              <w:t>que :</w:t>
+            </w:r>
+            <w:proofErr w:type="gramEnd"/>
           </w:p>
           <w:p>
             <w:pPr>
@@ -151,6 +159,7 @@
                 <w:color w:val="000000" w:themeColor="text1"/>
               </w:rPr>
             </w:pPr>
+            <w:proofErr w:type="gramStart"/>
             <w:r>
               <w:rPr>
                 <w:b/>
@@ -168,7 +177,27 @@
                 <w:sz w:val="24"/>
                 <w:szCs w:val="28"/>
               </w:rPr>
-              <w:t>nom_complet</w:t>
+              <w:t>nom</w:t>
+            </w:r>
+            <w:proofErr w:type="gramEnd"/>
+            <w:r>
+              <w:rPr>
+                <w:b/>
+                <w:color w:val="000000" w:themeColor="text1"/>
+                <w:sz w:val="24"/>
+                <w:szCs w:val="28"/>
+              </w:rPr>
+              <w:t>_</w:t>
+            </w:r>
+            <w:proofErr w:type="gramStart"/>
+            <w:r>
+              <w:rPr>
+                <w:b/>
+                <w:color w:val="000000" w:themeColor="text1"/>
+                <w:sz w:val="24"/>
+                <w:szCs w:val="28"/>
+              </w:rPr>
+              <w:t>complet</w:t>
             </w:r>
             <w:proofErr w:type="spellEnd"/>
             <w:r>
@@ -178,7 +207,17 @@
                 <w:sz w:val="24"/>
                 <w:szCs w:val="28"/>
               </w:rPr>
-              <w:t xml:space="preserve"> }}</w:t>
+              <w:t xml:space="preserve"> }</w:t>
+            </w:r>
+            <w:proofErr w:type="gramEnd"/>
+            <w:r>
+              <w:rPr>
+                <w:b/>
+                <w:color w:val="000000" w:themeColor="text1"/>
+                <w:sz w:val="24"/>
+                <w:szCs w:val="28"/>
+              </w:rPr>
+              <w:t>}</w:t>
             </w:r>
             <w:r>
               <w:rPr>
@@ -236,8 +275,16 @@
               <w:rPr>
                 <w:color w:val="000000" w:themeColor="text1"/>
               </w:rPr>
-              <w:t xml:space="preserve"> formation au sein de notre organisme dans le cadre de la formation suivante :</w:t>
+              <w:t xml:space="preserve"> formation au sein de notre organisme dans le cadre de la formation </w:t>
             </w:r>
+            <w:proofErr w:type="gramStart"/>
+            <w:r>
+              <w:rPr>
+                <w:color w:val="000000" w:themeColor="text1"/>
+              </w:rPr>
+              <w:t>suivante :</w:t>
+            </w:r>
+            <w:proofErr w:type="gramEnd"/>
           </w:p>
           <w:tbl>
             <w:tblPr>
@@ -411,6 +458,7 @@
                       <w:szCs w:val="20"/>
                     </w:rPr>
                   </w:pPr>
+                  <w:proofErr w:type="gramStart"/>
                   <w:r>
                     <w:rPr>
                       <w:rFonts w:eastAsiaTheme="minorEastAsia" w:cs="Arial"/>
@@ -430,7 +478,18 @@
                       <w:szCs w:val="20"/>
                       <w:lang w:val="fr-FR"/>
                     </w:rPr>
-                    <w:t>date_debut_formation</w:t>
+                    <w:t>date</w:t>
+                  </w:r>
+                  <w:proofErr w:type="gramEnd"/>
+                  <w:r>
+                    <w:rPr>
+                      <w:rFonts w:eastAsiaTheme="minorEastAsia" w:cs="Arial"/>
+                      <w:color w:val="auto"/>
+                      <w:sz w:val="20"/>
+                      <w:szCs w:val="20"/>
+                      <w:lang w:val="fr-FR"/>
+                    </w:rPr>
+                    <w:t>_debut_formation</w:t>
                   </w:r>
                   <w:proofErr w:type="spellEnd"/>
                   <w:r>
@@ -724,7 +783,19 @@
                     <w:rPr>
                       <w:sz w:val="18"/>
                     </w:rPr>
-                    <w:t xml:space="preserve"> formation APS est une formation réglementée. Le suivi de la formation et la présentation à l’examen restent soumis au respect des obligations administratives, pédagogiques et réglementaires applicables.</w:t>
+                    <w:t xml:space="preserve"> formation A</w:t>
+                  </w:r>
+                  <w:r>
+                    <w:rPr>
+                      <w:sz w:val="18"/>
+                    </w:rPr>
+                    <w:t>3P</w:t>
+                  </w:r>
+                  <w:r>
+                    <w:rPr>
+                      <w:sz w:val="18"/>
+                    </w:rPr>
+                    <w:t xml:space="preserve"> est une formation réglementée. Le suivi de la formation et la présentation à l’examen restent soumis au respect des obligations administratives, pédagogiques et réglementaires applicables.</w:t>
                   </w:r>
                 </w:p>
               </w:tc>
@@ -765,6 +836,7 @@
               </w:rPr>
               <w:t xml:space="preserve"> </w:t>
             </w:r>
+            <w:proofErr w:type="gramStart"/>
             <w:r>
               <w:rPr>
                 <w:rFonts w:eastAsiaTheme="minorEastAsia" w:cs="Arial"/>
@@ -788,7 +860,20 @@
                 <w:szCs w:val="20"/>
                 <w:lang w:val="fr-FR"/>
               </w:rPr>
-              <w:t>date_jour</w:t>
+              <w:t>date</w:t>
+            </w:r>
+            <w:proofErr w:type="gramEnd"/>
+            <w:r>
+              <w:rPr>
+                <w:rFonts w:eastAsiaTheme="minorEastAsia" w:cs="Arial"/>
+                <w:b/>
+                <w:bCs/>
+                <w:color w:val="auto"/>
+                <w:sz w:val="20"/>
+                <w:szCs w:val="20"/>
+                <w:lang w:val="fr-FR"/>
+              </w:rPr>
+              <w:t>_jour</w:t>
             </w:r>
             <w:proofErr w:type="spellEnd"/>
             <w:r>
@@ -1280,6 +1365,7 @@
       <w:t xml:space="preserve"> </w:t>
     </w:r>
     <w:proofErr w:type="spellStart"/>
+    <w:proofErr w:type="gramStart"/>
     <w:r>
       <w:rPr>
         <w:i/>
@@ -1295,7 +1381,16 @@
         <w:color w:val="8A8F98"/>
         <w:sz w:val="13"/>
       </w:rPr>
-      <w:t xml:space="preserve"> : actions de formation, actions de formation par </w:t>
+      <w:t xml:space="preserve"> :</w:t>
+    </w:r>
+    <w:proofErr w:type="gramEnd"/>
+    <w:r>
+      <w:rPr>
+        <w:i/>
+        <w:color w:val="8A8F98"/>
+        <w:sz w:val="13"/>
+      </w:rPr>
+      <w:t xml:space="preserve"> actions de formation, actions de formation par </w:t>
     </w:r>
     <w:proofErr w:type="spellStart"/>
     <w:r>
@@ -1373,7 +1468,23 @@
         <w:color w:val="8A8F98"/>
         <w:sz w:val="13"/>
       </w:rPr>
-      <w:t xml:space="preserve"> ADEF APS : 8320032701 - </w:t>
+      <w:t xml:space="preserve"> ADEF </w:t>
+    </w:r>
+    <w:proofErr w:type="gramStart"/>
+    <w:r>
+      <w:rPr>
+        <w:color w:val="8A8F98"/>
+        <w:sz w:val="13"/>
+      </w:rPr>
+      <w:t>APS :</w:t>
+    </w:r>
+    <w:proofErr w:type="gramEnd"/>
+    <w:r>
+      <w:rPr>
+        <w:color w:val="8A8F98"/>
+        <w:sz w:val="13"/>
+      </w:rPr>
+      <w:t xml:space="preserve"> 8320032701 - </w:t>
     </w:r>
     <w:proofErr w:type="spellStart"/>
     <w:r>
@@ -1389,7 +1500,23 @@
         <w:color w:val="8A8F98"/>
         <w:sz w:val="13"/>
       </w:rPr>
-      <w:t xml:space="preserve"> ADEF A3P : 8320111201</w:t>
+      <w:t xml:space="preserve"> ADEF A3</w:t>
+    </w:r>
+    <w:proofErr w:type="gramStart"/>
+    <w:r>
+      <w:rPr>
+        <w:color w:val="8A8F98"/>
+        <w:sz w:val="13"/>
+      </w:rPr>
+      <w:t>P :</w:t>
+    </w:r>
+    <w:proofErr w:type="gramEnd"/>
+    <w:r>
+      <w:rPr>
+        <w:color w:val="8A8F98"/>
+        <w:sz w:val="13"/>
+      </w:rPr>
+      <w:t xml:space="preserve"> 8320111201</w:t>
     </w:r>
   </w:p>
 </w:ftr>
